--- a/Guides/Setup/1. Initial setup.docx
+++ b/Guides/Setup/1. Initial setup.docx
@@ -370,7 +370,13 @@
         <w:t>s</w:t>
       </w:r>
       <w:r>
-        <w:t xml:space="preserve"> root directory (W:\Wiki)</w:t>
+        <w:t xml:space="preserve"> root directory (W:\</w:t>
+      </w:r>
+      <w:r>
+        <w:t>w</w:t>
+      </w:r>
+      <w:r>
+        <w:t>iki)</w:t>
       </w:r>
     </w:p>
     <w:p>

--- a/Guides/Setup/1. Initial setup.docx
+++ b/Guides/Setup/1. Initial setup.docx
@@ -6,13 +6,45 @@
       <w:pPr>
         <w:pStyle w:val="Heading1"/>
       </w:pPr>
+      <w:proofErr w:type="spellStart"/>
       <w:r>
         <w:t>Prerequisites</w:t>
       </w:r>
+      <w:proofErr w:type="spellEnd"/>
     </w:p>
     <w:p>
       <w:r>
         <w:t>Download og installer node.js</w:t>
+      </w:r>
+      <w:r>
+        <w:t xml:space="preserve"> (og ”</w:t>
+      </w:r>
+      <w:proofErr w:type="spellStart"/>
+      <w:r>
+        <w:t>necessary</w:t>
+      </w:r>
+      <w:proofErr w:type="spellEnd"/>
+      <w:r>
+        <w:t xml:space="preserve"> </w:t>
+      </w:r>
+      <w:proofErr w:type="spellStart"/>
+      <w:r>
+        <w:t>tool</w:t>
+      </w:r>
+      <w:proofErr w:type="spellEnd"/>
+      <w:r>
+        <w:t>” som en del af</w:t>
+      </w:r>
+      <w:r>
+        <w:t xml:space="preserve"> </w:t>
+      </w:r>
+      <w:proofErr w:type="spellStart"/>
+      <w:r>
+        <w:t>installeren</w:t>
+      </w:r>
+      <w:proofErr w:type="spellEnd"/>
+      <w:r>
+        <w:t>)</w:t>
       </w:r>
     </w:p>
     <w:p>
@@ -21,13 +53,35 @@
           <w:rPr>
             <w:rStyle w:val="Hyperlink"/>
           </w:rPr>
-          <w:t>Node.js — Run JavaScript Everywhere (nodejs.org)</w:t>
+          <w:t xml:space="preserve">Node.js — Run JavaScript </w:t>
+        </w:r>
+        <w:proofErr w:type="spellStart"/>
+        <w:r>
+          <w:rPr>
+            <w:rStyle w:val="Hyperlink"/>
+          </w:rPr>
+          <w:t>Everywhere</w:t>
+        </w:r>
+        <w:proofErr w:type="spellEnd"/>
+        <w:r>
+          <w:rPr>
+            <w:rStyle w:val="Hyperlink"/>
+          </w:rPr>
+          <w:t xml:space="preserve"> (nodejs.org)</w:t>
         </w:r>
       </w:hyperlink>
     </w:p>
     <w:p>
       <w:r>
-        <w:t>Download wiki.js source code.zip fra github (testet på v2.5.303)</w:t>
+        <w:t xml:space="preserve">Download wiki.js source code.zip fra </w:t>
+      </w:r>
+      <w:proofErr w:type="spellStart"/>
+      <w:r>
+        <w:t>github</w:t>
+      </w:r>
+      <w:proofErr w:type="spellEnd"/>
+      <w:r>
+        <w:t xml:space="preserve"> (testet på v2.5.303)</w:t>
       </w:r>
     </w:p>
     <w:p>
@@ -42,7 +96,23 @@
             <w:rStyle w:val="Hyperlink"/>
             <w:lang w:val="en-US"/>
           </w:rPr>
-          <w:t>Release v2.5.303 · requarks/wiki (github.com)</w:t>
+          <w:t xml:space="preserve">Release v2.5.303 · </w:t>
+        </w:r>
+        <w:proofErr w:type="spellStart"/>
+        <w:r>
+          <w:rPr>
+            <w:rStyle w:val="Hyperlink"/>
+            <w:lang w:val="en-US"/>
+          </w:rPr>
+          <w:t>requarks</w:t>
+        </w:r>
+        <w:proofErr w:type="spellEnd"/>
+        <w:r>
+          <w:rPr>
+            <w:rStyle w:val="Hyperlink"/>
+            <w:lang w:val="en-US"/>
+          </w:rPr>
+          <w:t>/wiki (github.com)</w:t>
         </w:r>
       </w:hyperlink>
     </w:p>
@@ -68,8 +138,13 @@
           <w:numId w:val="3"/>
         </w:numPr>
       </w:pPr>
-      <w:r>
-        <w:t>Extract wiki-2.5.303 og omdøb den</w:t>
+      <w:proofErr w:type="spellStart"/>
+      <w:r>
+        <w:t>Extract</w:t>
+      </w:r>
+      <w:proofErr w:type="spellEnd"/>
+      <w:r>
+        <w:t xml:space="preserve"> wiki-2.5.303 og omdøb den</w:t>
       </w:r>
       <w:r>
         <w:t xml:space="preserve"> til ”wiki”</w:t>
@@ -84,7 +159,15 @@
         </w:numPr>
       </w:pPr>
       <w:r>
-        <w:t>åbn et cmd vindue i wiki mappen</w:t>
+        <w:t xml:space="preserve">åbn et </w:t>
+      </w:r>
+      <w:proofErr w:type="spellStart"/>
+      <w:r>
+        <w:t>cmd</w:t>
+      </w:r>
+      <w:proofErr w:type="spellEnd"/>
+      <w:r>
+        <w:t xml:space="preserve"> vindue i wiki mappen</w:t>
       </w:r>
     </w:p>
     <w:p>
@@ -96,19 +179,41 @@
         </w:numPr>
       </w:pPr>
       <w:r>
-        <w:t>indtast følgene kommando for at installere yarn</w:t>
-      </w:r>
+        <w:t xml:space="preserve">indtast </w:t>
+      </w:r>
+      <w:proofErr w:type="spellStart"/>
+      <w:r>
+        <w:t>følgene</w:t>
+      </w:r>
+      <w:proofErr w:type="spellEnd"/>
+      <w:r>
+        <w:t xml:space="preserve"> kommando for at installere </w:t>
+      </w:r>
+      <w:proofErr w:type="spellStart"/>
+      <w:r>
+        <w:t>yarn</w:t>
+      </w:r>
+      <w:proofErr w:type="spellEnd"/>
     </w:p>
     <w:p>
       <w:pPr>
         <w:shd w:val="clear" w:color="auto" w:fill="F0F0F0"/>
       </w:pPr>
+      <w:proofErr w:type="spellStart"/>
       <w:r>
         <w:rPr>
           <w:rFonts w:ascii="Courier New" w:hAnsi="Courier New" w:cs="Courier New"/>
           <w:color w:val="444444"/>
         </w:rPr>
-        <w:t xml:space="preserve">npm </w:t>
+        <w:t>npm</w:t>
+      </w:r>
+      <w:proofErr w:type="spellEnd"/>
+      <w:r>
+        <w:rPr>
+          <w:rFonts w:ascii="Courier New" w:hAnsi="Courier New" w:cs="Courier New"/>
+          <w:color w:val="444444"/>
+        </w:rPr>
+        <w:t xml:space="preserve"> </w:t>
       </w:r>
       <w:r>
         <w:rPr>
@@ -123,8 +228,17 @@
           <w:rFonts w:ascii="Courier New" w:hAnsi="Courier New" w:cs="Courier New"/>
           <w:color w:val="444444"/>
         </w:rPr>
-        <w:t xml:space="preserve"> -g yarn</w:t>
-      </w:r>
+        <w:t xml:space="preserve"> -g </w:t>
+      </w:r>
+      <w:proofErr w:type="spellStart"/>
+      <w:r>
+        <w:rPr>
+          <w:rFonts w:ascii="Courier New" w:hAnsi="Courier New" w:cs="Courier New"/>
+          <w:color w:val="444444"/>
+        </w:rPr>
+        <w:t>yarn</w:t>
+      </w:r>
+      <w:proofErr w:type="spellEnd"/>
     </w:p>
     <w:p>
       <w:pPr>
@@ -142,6 +256,7 @@
       <w:pPr>
         <w:shd w:val="clear" w:color="auto" w:fill="F0F0F0"/>
       </w:pPr>
+      <w:proofErr w:type="spellStart"/>
       <w:r>
         <w:rPr>
           <w:rFonts w:ascii="Courier New" w:hAnsi="Courier New" w:cs="Courier New"/>
@@ -150,6 +265,7 @@
         </w:rPr>
         <w:t>yarn</w:t>
       </w:r>
+      <w:proofErr w:type="spellEnd"/>
     </w:p>
     <w:p>
       <w:pPr>
@@ -160,11 +276,24 @@
         </w:numPr>
       </w:pPr>
       <w:r>
-        <w:t>omdøb config.sample.yml til config.y</w:t>
+        <w:t xml:space="preserve">omdøb </w:t>
+      </w:r>
+      <w:proofErr w:type="spellStart"/>
+      <w:r>
+        <w:t>config.sample.yml</w:t>
+      </w:r>
+      <w:proofErr w:type="spellEnd"/>
+      <w:r>
+        <w:t xml:space="preserve"> til </w:t>
+      </w:r>
+      <w:proofErr w:type="spellStart"/>
+      <w:r>
+        <w:t>config.y</w:t>
       </w:r>
       <w:r>
         <w:t>ml</w:t>
       </w:r>
+      <w:proofErr w:type="spellEnd"/>
     </w:p>
     <w:p>
       <w:pPr>
@@ -175,7 +304,34 @@
         </w:numPr>
       </w:pPr>
       <w:r>
-        <w:t>åbn config.yml og configurer database indstil</w:t>
+        <w:t xml:space="preserve">åbn </w:t>
+      </w:r>
+      <w:proofErr w:type="spellStart"/>
+      <w:r>
+        <w:t>config.yml</w:t>
+      </w:r>
+      <w:proofErr w:type="spellEnd"/>
+      <w:r>
+        <w:t xml:space="preserve"> med en </w:t>
+      </w:r>
+      <w:proofErr w:type="spellStart"/>
+      <w:r>
+        <w:t>text</w:t>
+      </w:r>
+      <w:proofErr w:type="spellEnd"/>
+      <w:r>
+        <w:t xml:space="preserve"> editor</w:t>
+      </w:r>
+      <w:r>
+        <w:t xml:space="preserve"> og </w:t>
+      </w:r>
+      <w:proofErr w:type="spellStart"/>
+      <w:r>
+        <w:t>configurer</w:t>
+      </w:r>
+      <w:proofErr w:type="spellEnd"/>
+      <w:r>
+        <w:t xml:space="preserve"> database indstil</w:t>
       </w:r>
       <w:r>
         <w:t>linger og port</w:t>
@@ -185,7 +341,18 @@
       <w:pPr>
         <w:ind w:left="360"/>
       </w:pPr>
-      <w:r>
+    </w:p>
+    <w:p>
+      <w:pPr>
+        <w:ind w:left="360"/>
+        <w:rPr>
+          <w:lang w:val="en-US"/>
+        </w:rPr>
+      </w:pPr>
+      <w:r>
+        <w:rPr>
+          <w:lang w:val="en-US"/>
+        </w:rPr>
         <w:t>port: 80</w:t>
       </w:r>
     </w:p>
@@ -196,11 +363,19 @@
           <w:lang w:val="en-US"/>
         </w:rPr>
       </w:pPr>
+      <w:proofErr w:type="spellStart"/>
       <w:r>
         <w:rPr>
           <w:lang w:val="en-US"/>
         </w:rPr>
-        <w:t>db:</w:t>
+        <w:t>db</w:t>
+      </w:r>
+      <w:proofErr w:type="spellEnd"/>
+      <w:r>
+        <w:rPr>
+          <w:lang w:val="en-US"/>
+        </w:rPr>
+        <w:t>:</w:t>
       </w:r>
     </w:p>
     <w:p>
@@ -214,8 +389,16 @@
         <w:rPr>
           <w:lang w:val="en-US"/>
         </w:rPr>
-        <w:t xml:space="preserve">  type: mssql</w:t>
-      </w:r>
+        <w:t xml:space="preserve">  type: </w:t>
+      </w:r>
+      <w:proofErr w:type="spellStart"/>
+      <w:r>
+        <w:rPr>
+          <w:lang w:val="en-US"/>
+        </w:rPr>
+        <w:t>mssql</w:t>
+      </w:r>
+      <w:proofErr w:type="spellEnd"/>
     </w:p>
     <w:p>
       <w:pPr>
@@ -235,125 +418,283 @@
       <w:pPr>
         <w:ind w:left="360"/>
         <w:rPr>
+          <w:lang w:val="nb-NO"/>
+        </w:rPr>
+      </w:pPr>
+      <w:r>
+        <w:rPr>
           <w:lang w:val="en-US"/>
         </w:rPr>
-      </w:pPr>
-      <w:r>
+        <w:t xml:space="preserve">  </w:t>
+      </w:r>
+      <w:r>
+        <w:rPr>
+          <w:lang w:val="nb-NO"/>
+        </w:rPr>
+        <w:t>port: 1433</w:t>
+      </w:r>
+    </w:p>
+    <w:p>
+      <w:pPr>
+        <w:ind w:left="360"/>
+        <w:rPr>
+          <w:lang w:val="nb-NO"/>
+        </w:rPr>
+      </w:pPr>
+      <w:r>
+        <w:rPr>
+          <w:lang w:val="nb-NO"/>
+        </w:rPr>
+        <w:t xml:space="preserve">  </w:t>
+      </w:r>
+      <w:proofErr w:type="spellStart"/>
+      <w:r>
+        <w:rPr>
+          <w:lang w:val="nb-NO"/>
+        </w:rPr>
+        <w:t>user</w:t>
+      </w:r>
+      <w:proofErr w:type="spellEnd"/>
+      <w:r>
+        <w:rPr>
+          <w:lang w:val="nb-NO"/>
+        </w:rPr>
+        <w:t>: sa</w:t>
+      </w:r>
+    </w:p>
+    <w:p>
+      <w:pPr>
+        <w:ind w:left="360"/>
+        <w:rPr>
+          <w:lang w:val="nb-NO"/>
+        </w:rPr>
+      </w:pPr>
+      <w:r>
+        <w:rPr>
+          <w:lang w:val="nb-NO"/>
+        </w:rPr>
+        <w:t xml:space="preserve">  pass: 1234</w:t>
+      </w:r>
+    </w:p>
+    <w:p>
+      <w:pPr>
+        <w:ind w:left="360"/>
+        <w:rPr>
+          <w:lang w:val="nb-NO"/>
+        </w:rPr>
+      </w:pPr>
+      <w:r>
+        <w:rPr>
+          <w:lang w:val="nb-NO"/>
+        </w:rPr>
+        <w:t xml:space="preserve">  db: </w:t>
+      </w:r>
+      <w:proofErr w:type="spellStart"/>
+      <w:r>
+        <w:rPr>
+          <w:lang w:val="nb-NO"/>
+        </w:rPr>
+        <w:t>WikiJs</w:t>
+      </w:r>
+      <w:proofErr w:type="spellEnd"/>
+    </w:p>
+    <w:p>
+      <w:pPr>
+        <w:ind w:left="360"/>
+      </w:pPr>
+      <w:r>
+        <w:rPr>
+          <w:lang w:val="nb-NO"/>
+        </w:rPr>
+        <w:t xml:space="preserve">  </w:t>
+      </w:r>
+      <w:r>
+        <w:t xml:space="preserve">server: </w:t>
+      </w:r>
+      <w:proofErr w:type="spellStart"/>
+      <w:r>
+        <w:t>localhost</w:t>
+      </w:r>
+      <w:proofErr w:type="spellEnd"/>
+    </w:p>
+    <w:p>
+      <w:pPr>
+        <w:ind w:left="360"/>
+      </w:pPr>
+    </w:p>
+    <w:p>
+      <w:pPr>
+        <w:pStyle w:val="ListParagraph"/>
+        <w:numPr>
+          <w:ilvl w:val="0"/>
+          <w:numId w:val="5"/>
+        </w:numPr>
+      </w:pPr>
+      <w:r>
+        <w:t>For nemt at teste ændringer eller nye features så kør ”</w:t>
+      </w:r>
+      <w:proofErr w:type="spellStart"/>
+      <w:r>
+        <w:t>yarn</w:t>
+      </w:r>
+      <w:proofErr w:type="spellEnd"/>
+      <w:r>
+        <w:t xml:space="preserve"> </w:t>
+      </w:r>
+      <w:proofErr w:type="spellStart"/>
+      <w:r>
+        <w:t>dev</w:t>
+      </w:r>
+      <w:proofErr w:type="spellEnd"/>
+      <w:r>
+        <w:t>” kommandoen</w:t>
+      </w:r>
+    </w:p>
+    <w:p>
+      <w:pPr>
+        <w:pStyle w:val="ListParagraph"/>
+        <w:numPr>
+          <w:ilvl w:val="0"/>
+          <w:numId w:val="5"/>
+        </w:numPr>
+      </w:pPr>
+      <w:r>
+        <w:lastRenderedPageBreak/>
+        <w:t>Når man er færdig med at lave ændringer skal man køre ”</w:t>
+      </w:r>
+      <w:proofErr w:type="spellStart"/>
+      <w:r>
+        <w:t>yarn</w:t>
+      </w:r>
+      <w:proofErr w:type="spellEnd"/>
+      <w:r>
+        <w:t xml:space="preserve"> </w:t>
+      </w:r>
+      <w:proofErr w:type="spellStart"/>
+      <w:r>
+        <w:t>build</w:t>
+      </w:r>
+      <w:proofErr w:type="spellEnd"/>
+      <w:r>
+        <w:t xml:space="preserve">” kommandoen (OBS: alle filer i wiki\assets bliver slettet og generet på ny når man kører </w:t>
+      </w:r>
+      <w:proofErr w:type="spellStart"/>
+      <w:r>
+        <w:t>yarn</w:t>
+      </w:r>
+      <w:proofErr w:type="spellEnd"/>
+      <w:r>
+        <w:t xml:space="preserve"> </w:t>
+      </w:r>
+      <w:proofErr w:type="spellStart"/>
+      <w:r>
+        <w:t>build</w:t>
+      </w:r>
+      <w:proofErr w:type="spellEnd"/>
+      <w:r>
+        <w:t>. Ændringer i assets skal foregå i wiki\</w:t>
+      </w:r>
+      <w:proofErr w:type="spellStart"/>
+      <w:r>
+        <w:t>client</w:t>
+      </w:r>
+      <w:proofErr w:type="spellEnd"/>
+      <w:r>
+        <w:t>\</w:t>
+      </w:r>
+      <w:proofErr w:type="spellStart"/>
+      <w:r>
+        <w:t>static</w:t>
+      </w:r>
+      <w:proofErr w:type="spellEnd"/>
+      <w:r>
+        <w:t>)</w:t>
+      </w:r>
+    </w:p>
+    <w:p>
+      <w:pPr>
+        <w:pStyle w:val="ListParagraph"/>
+        <w:numPr>
+          <w:ilvl w:val="0"/>
+          <w:numId w:val="5"/>
+        </w:numPr>
+      </w:pPr>
+      <w:r>
+        <w:t xml:space="preserve">Når </w:t>
+      </w:r>
+      <w:proofErr w:type="spellStart"/>
+      <w:r>
+        <w:t>build</w:t>
+      </w:r>
+      <w:proofErr w:type="spellEnd"/>
+      <w:r>
+        <w:t xml:space="preserve"> er færdig udført kør ”node server” kommandoen og naviger til wikiens url wiki2.orifarm.net eller </w:t>
+      </w:r>
+      <w:r>
+        <w:t>http://localhost:</w:t>
+      </w:r>
+      <w:r>
+        <w:t>80</w:t>
+      </w:r>
+      <w:r>
+        <w:t>/</w:t>
+      </w:r>
+    </w:p>
+    <w:p>
+      <w:pPr>
+        <w:pStyle w:val="Heading1"/>
         <w:rPr>
           <w:lang w:val="en-US"/>
         </w:rPr>
-        <w:t xml:space="preserve">  port: 1433</w:t>
-      </w:r>
-    </w:p>
-    <w:p>
-      <w:pPr>
-        <w:ind w:left="360"/>
-      </w:pPr>
+      </w:pPr>
+      <w:proofErr w:type="spellStart"/>
       <w:r>
         <w:rPr>
           <w:lang w:val="en-US"/>
         </w:rPr>
-        <w:t xml:space="preserve">  </w:t>
-      </w:r>
-      <w:r>
-        <w:t>user: sa</w:t>
-      </w:r>
-    </w:p>
-    <w:p>
-      <w:pPr>
-        <w:ind w:left="360"/>
-      </w:pPr>
-      <w:r>
-        <w:t xml:space="preserve">  pass: 1234</w:t>
-      </w:r>
-    </w:p>
-    <w:p>
-      <w:pPr>
-        <w:ind w:left="360"/>
-      </w:pPr>
-      <w:r>
-        <w:t xml:space="preserve">  db: WikiJs</w:t>
-      </w:r>
-    </w:p>
-    <w:p>
-      <w:pPr>
-        <w:ind w:left="360"/>
-      </w:pPr>
-      <w:r>
-        <w:t xml:space="preserve">  server: localhost</w:t>
-      </w:r>
-    </w:p>
-    <w:p>
-      <w:pPr>
-        <w:pStyle w:val="ListParagraph"/>
-        <w:numPr>
-          <w:ilvl w:val="0"/>
-          <w:numId w:val="5"/>
-        </w:numPr>
-      </w:pPr>
-      <w:r>
-        <w:t>For nemt at teste ændringer eller nye features så kør ”yarn dev” kommandoen</w:t>
-      </w:r>
-    </w:p>
-    <w:p>
-      <w:pPr>
-        <w:pStyle w:val="ListParagraph"/>
-        <w:numPr>
-          <w:ilvl w:val="0"/>
-          <w:numId w:val="5"/>
-        </w:numPr>
-      </w:pPr>
-      <w:r>
-        <w:t>Når man er færdig med at lave ændringer skal man køre ”yarn build” kommandoen (OBS: alle filer i wiki\assets bliver slettet og generet på ny når man kører yarn build. Ændringer i assets skal foregå i wiki\client\static)</w:t>
-      </w:r>
-    </w:p>
-    <w:p>
-      <w:pPr>
-        <w:pStyle w:val="ListParagraph"/>
-        <w:numPr>
-          <w:ilvl w:val="0"/>
-          <w:numId w:val="5"/>
-        </w:numPr>
-      </w:pPr>
-      <w:r>
-        <w:lastRenderedPageBreak/>
-        <w:t xml:space="preserve">Når build er færdig udført kør ”node server” kommandoen og naviger til wikiens url wiki2.orifarm.net eller </w:t>
-      </w:r>
-      <w:r>
-        <w:t>http://localhost:</w:t>
-      </w:r>
-      <w:r>
-        <w:t>80</w:t>
-      </w:r>
-      <w:r>
-        <w:t>/</w:t>
-      </w:r>
-    </w:p>
-    <w:p>
-      <w:pPr>
-        <w:pStyle w:val="Heading1"/>
+        <w:t>Opret</w:t>
+      </w:r>
+      <w:proofErr w:type="spellEnd"/>
+      <w:r>
         <w:rPr>
           <w:lang w:val="en-US"/>
         </w:rPr>
-      </w:pPr>
+        <w:t xml:space="preserve"> windows service</w:t>
+      </w:r>
       <w:r>
         <w:rPr>
           <w:lang w:val="en-US"/>
         </w:rPr>
-        <w:t>Opret windows service</w:t>
-      </w:r>
+        <w:t xml:space="preserve"> for at </w:t>
+      </w:r>
+      <w:proofErr w:type="spellStart"/>
       <w:r>
         <w:rPr>
           <w:lang w:val="en-US"/>
         </w:rPr>
-        <w:t xml:space="preserve"> for at s</w:t>
+        <w:t>s</w:t>
       </w:r>
       <w:r>
         <w:rPr>
           <w:lang w:val="en-US"/>
         </w:rPr>
-        <w:t>tarte wiki automatisk</w:t>
-      </w:r>
+        <w:t>tarte</w:t>
+      </w:r>
+      <w:proofErr w:type="spellEnd"/>
+      <w:r>
+        <w:rPr>
+          <w:lang w:val="en-US"/>
+        </w:rPr>
+        <w:t xml:space="preserve"> wiki </w:t>
+      </w:r>
+      <w:proofErr w:type="spellStart"/>
+      <w:r>
+        <w:rPr>
+          <w:lang w:val="en-US"/>
+        </w:rPr>
+        <w:t>automatisk</w:t>
+      </w:r>
+      <w:proofErr w:type="spellEnd"/>
     </w:p>
     <w:p>
       <w:pPr>
@@ -364,13 +705,37 @@
         </w:numPr>
       </w:pPr>
       <w:r>
-        <w:t>Åben cmd og naviger til wikien</w:t>
+        <w:t xml:space="preserve">Åben </w:t>
+      </w:r>
+      <w:proofErr w:type="spellStart"/>
+      <w:r>
+        <w:t>cmd</w:t>
+      </w:r>
+      <w:proofErr w:type="spellEnd"/>
+      <w:r>
+        <w:t xml:space="preserve"> og naviger til wikien</w:t>
       </w:r>
       <w:r>
         <w:t>s</w:t>
       </w:r>
       <w:r>
-        <w:t xml:space="preserve"> root directory (W:\</w:t>
+        <w:t xml:space="preserve"> </w:t>
+      </w:r>
+      <w:proofErr w:type="spellStart"/>
+      <w:r>
+        <w:t>root</w:t>
+      </w:r>
+      <w:proofErr w:type="spellEnd"/>
+      <w:r>
+        <w:t xml:space="preserve"> </w:t>
+      </w:r>
+      <w:proofErr w:type="spellStart"/>
+      <w:r>
+        <w:t>directory</w:t>
+      </w:r>
+      <w:proofErr w:type="spellEnd"/>
+      <w:r>
+        <w:t xml:space="preserve"> (W:\</w:t>
       </w:r>
       <w:r>
         <w:t>w</w:t>
@@ -388,7 +753,23 @@
         </w:numPr>
       </w:pPr>
       <w:r>
-        <w:t>indtast &lt;npm install qckwinsvc2 -g&gt;</w:t>
+        <w:t>indtast &lt;</w:t>
+      </w:r>
+      <w:proofErr w:type="spellStart"/>
+      <w:r>
+        <w:t>npm</w:t>
+      </w:r>
+      <w:proofErr w:type="spellEnd"/>
+      <w:r>
+        <w:t xml:space="preserve"> </w:t>
+      </w:r>
+      <w:proofErr w:type="spellStart"/>
+      <w:r>
+        <w:t>install</w:t>
+      </w:r>
+      <w:proofErr w:type="spellEnd"/>
+      <w:r>
+        <w:t xml:space="preserve"> qckwinsvc2 -g&gt;</w:t>
       </w:r>
     </w:p>
     <w:p>
@@ -400,7 +781,15 @@
         </w:numPr>
       </w:pPr>
       <w:r>
-        <w:t>indtast &lt;qckwinsvc2 install&gt;</w:t>
+        <w:t xml:space="preserve">indtast &lt;qckwinsvc2 </w:t>
+      </w:r>
+      <w:proofErr w:type="spellStart"/>
+      <w:r>
+        <w:t>install</w:t>
+      </w:r>
+      <w:proofErr w:type="spellEnd"/>
+      <w:r>
+        <w:t>&gt;</w:t>
       </w:r>
     </w:p>
     <w:p>
@@ -436,7 +825,15 @@
         </w:numPr>
       </w:pPr>
       <w:r>
-        <w:t>indtast path til index.js ”W:\wiki\server\index.js”</w:t>
+        <w:t xml:space="preserve">indtast </w:t>
+      </w:r>
+      <w:proofErr w:type="spellStart"/>
+      <w:r>
+        <w:t>path</w:t>
+      </w:r>
+      <w:proofErr w:type="spellEnd"/>
+      <w:r>
+        <w:t xml:space="preserve"> til index.js ”W:\wiki\server\index.js”</w:t>
       </w:r>
     </w:p>
     <w:p>
@@ -526,7 +923,31 @@
         </w:numPr>
       </w:pPr>
       <w:r>
-        <w:t>Tilføj material design icons til markdown editor.docx</w:t>
+        <w:t xml:space="preserve">Tilføj </w:t>
+      </w:r>
+      <w:proofErr w:type="spellStart"/>
+      <w:r>
+        <w:t>material</w:t>
+      </w:r>
+      <w:proofErr w:type="spellEnd"/>
+      <w:r>
+        <w:t xml:space="preserve"> design </w:t>
+      </w:r>
+      <w:proofErr w:type="spellStart"/>
+      <w:r>
+        <w:t>icons</w:t>
+      </w:r>
+      <w:proofErr w:type="spellEnd"/>
+      <w:r>
+        <w:t xml:space="preserve"> til </w:t>
+      </w:r>
+      <w:proofErr w:type="spellStart"/>
+      <w:r>
+        <w:t>markdown</w:t>
+      </w:r>
+      <w:proofErr w:type="spellEnd"/>
+      <w:r>
+        <w:t xml:space="preserve"> editor.docx</w:t>
       </w:r>
     </w:p>
     <w:p>
@@ -537,8 +958,21 @@
           <w:numId w:val="6"/>
         </w:numPr>
       </w:pPr>
-      <w:r>
-        <w:t>Rebuildtree stored procedure.docx</w:t>
+      <w:proofErr w:type="spellStart"/>
+      <w:r>
+        <w:t>Rebuildtree</w:t>
+      </w:r>
+      <w:proofErr w:type="spellEnd"/>
+      <w:r>
+        <w:t xml:space="preserve"> </w:t>
+      </w:r>
+      <w:proofErr w:type="spellStart"/>
+      <w:r>
+        <w:t>stored</w:t>
+      </w:r>
+      <w:proofErr w:type="spellEnd"/>
+      <w:r>
+        <w:t xml:space="preserve"> procedure.docx</w:t>
       </w:r>
     </w:p>
     <w:p>
@@ -550,7 +984,15 @@
         </w:numPr>
       </w:pPr>
       <w:r>
-        <w:t>Tilføj custom filer.docx</w:t>
+        <w:t xml:space="preserve">Tilføj </w:t>
+      </w:r>
+      <w:proofErr w:type="spellStart"/>
+      <w:r>
+        <w:t>custom</w:t>
+      </w:r>
+      <w:proofErr w:type="spellEnd"/>
+      <w:r>
+        <w:t xml:space="preserve"> filer.docx</w:t>
       </w:r>
     </w:p>
     <w:p>
@@ -574,7 +1016,15 @@
         </w:numPr>
       </w:pPr>
       <w:r>
-        <w:t>Tilføj progresbar css.docx</w:t>
+        <w:t xml:space="preserve">Tilføj </w:t>
+      </w:r>
+      <w:proofErr w:type="spellStart"/>
+      <w:r>
+        <w:t>progresbar</w:t>
+      </w:r>
+      <w:proofErr w:type="spellEnd"/>
+      <w:r>
+        <w:t xml:space="preserve"> css.docx</w:t>
       </w:r>
     </w:p>
     <w:p>
@@ -586,7 +1036,15 @@
         </w:numPr>
       </w:pPr>
       <w:r>
-        <w:t>Tilføj youtube player og google maps.docx</w:t>
+        <w:t xml:space="preserve">Tilføj </w:t>
+      </w:r>
+      <w:proofErr w:type="spellStart"/>
+      <w:r>
+        <w:t>youtube</w:t>
+      </w:r>
+      <w:proofErr w:type="spellEnd"/>
+      <w:r>
+        <w:t xml:space="preserve"> player og google maps.docx</w:t>
       </w:r>
     </w:p>
     <w:p>
@@ -597,14 +1055,24 @@
           <w:numId w:val="6"/>
         </w:numPr>
       </w:pPr>
+      <w:proofErr w:type="spellStart"/>
       <w:r>
         <w:t>Emai</w:t>
       </w:r>
       <w:r>
         <w:t>l</w:t>
       </w:r>
-      <w:r>
-        <w:t xml:space="preserve"> on comments(mappe)</w:t>
+      <w:proofErr w:type="spellEnd"/>
+      <w:r>
+        <w:t xml:space="preserve"> on </w:t>
+      </w:r>
+      <w:proofErr w:type="spellStart"/>
+      <w:r>
+        <w:t>comments</w:t>
+      </w:r>
+      <w:proofErr w:type="spellEnd"/>
+      <w:r>
+        <w:t>(mappe)</w:t>
       </w:r>
     </w:p>
     <w:p>
@@ -616,7 +1084,23 @@
         </w:numPr>
       </w:pPr>
       <w:r>
-        <w:t>Opdater site tree navigation så det redirecter til landing pages</w:t>
+        <w:t xml:space="preserve">Opdater site </w:t>
+      </w:r>
+      <w:proofErr w:type="spellStart"/>
+      <w:r>
+        <w:t>tree</w:t>
+      </w:r>
+      <w:proofErr w:type="spellEnd"/>
+      <w:r>
+        <w:t xml:space="preserve"> navigation så det </w:t>
+      </w:r>
+      <w:proofErr w:type="spellStart"/>
+      <w:r>
+        <w:t>redirecter</w:t>
+      </w:r>
+      <w:proofErr w:type="spellEnd"/>
+      <w:r>
+        <w:t xml:space="preserve"> til landing pages</w:t>
       </w:r>
     </w:p>
     <w:p>
@@ -628,7 +1112,15 @@
         </w:numPr>
       </w:pPr>
       <w:r>
-        <w:t>Opdater page link validity automatisk.docx</w:t>
+        <w:t xml:space="preserve">Opdater page link </w:t>
+      </w:r>
+      <w:proofErr w:type="spellStart"/>
+      <w:r>
+        <w:t>validity</w:t>
+      </w:r>
+      <w:proofErr w:type="spellEnd"/>
+      <w:r>
+        <w:t xml:space="preserve"> automatisk.docx</w:t>
       </w:r>
     </w:p>
     <w:p/>
@@ -637,7 +1129,6 @@
         <w:pStyle w:val="Heading1"/>
       </w:pPr>
       <w:r>
-        <w:lastRenderedPageBreak/>
         <w:t>Tweaks</w:t>
       </w:r>
     </w:p>
@@ -650,7 +1141,15 @@
         </w:numPr>
       </w:pPr>
       <w:r>
-        <w:t>Opdater elasticsearch version.docx</w:t>
+        <w:t xml:space="preserve">Opdater </w:t>
+      </w:r>
+      <w:proofErr w:type="spellStart"/>
+      <w:r>
+        <w:t>elasticsearch</w:t>
+      </w:r>
+      <w:proofErr w:type="spellEnd"/>
+      <w:r>
+        <w:t xml:space="preserve"> version.docx</w:t>
       </w:r>
     </w:p>
     <w:p>
@@ -674,7 +1173,15 @@
         </w:numPr>
       </w:pPr>
       <w:r>
-        <w:t>Render database injected pages.docx</w:t>
+        <w:t xml:space="preserve">Render database </w:t>
+      </w:r>
+      <w:proofErr w:type="spellStart"/>
+      <w:r>
+        <w:t>injected</w:t>
+      </w:r>
+      <w:proofErr w:type="spellEnd"/>
+      <w:r>
+        <w:t xml:space="preserve"> pages.docx</w:t>
       </w:r>
     </w:p>
     <w:p>
@@ -743,7 +1250,23 @@
         </w:numPr>
       </w:pPr>
       <w:r>
-        <w:t>Opdater material desing icons.docx</w:t>
+        <w:t xml:space="preserve">Opdater </w:t>
+      </w:r>
+      <w:proofErr w:type="spellStart"/>
+      <w:r>
+        <w:t>material</w:t>
+      </w:r>
+      <w:proofErr w:type="spellEnd"/>
+      <w:r>
+        <w:t xml:space="preserve"> </w:t>
+      </w:r>
+      <w:proofErr w:type="spellStart"/>
+      <w:r>
+        <w:t>desing</w:t>
+      </w:r>
+      <w:proofErr w:type="spellEnd"/>
+      <w:r>
+        <w:t xml:space="preserve"> icons.docx</w:t>
       </w:r>
     </w:p>
     <w:p>
